--- a/Задание 5 Santa/Задание 5.docx
+++ b/Задание 5 Santa/Задание 5.docx
@@ -11,8 +11,13 @@
         <w:t>Создать исполняемый файл на любом языке программирования. Задача, которую решает созданный программный код, не должна по сложности превышать разумные пределы</w:t>
       </w:r>
       <w:r>
-        <w:t>, но и не должна быть слишком простой. Наличие секретов приветствуется</w:t>
-      </w:r>
+        <w:t xml:space="preserve">, но и не должна быть слишком простой. Наличие секретов </w:t>
+      </w:r>
+      <w:r>
+        <w:t>ОБЯЗАТЕЛЬНО</w:t>
+      </w:r>
+      <w:bookmarkStart w:id="0" w:name="_GoBack"/>
+      <w:bookmarkEnd w:id="0"/>
       <w:r>
         <w:t>. Авторы должны понимать, что им также придется анализировать чей-то код.</w:t>
       </w:r>
@@ -59,10 +64,7 @@
         <w:t xml:space="preserve">Если количество файлов к </w:t>
       </w:r>
       <w:r>
-        <w:t>16.04.2026</w:t>
-      </w:r>
-      <w:r>
-        <w:t xml:space="preserve"> </w:t>
+        <w:t xml:space="preserve">16.04.2026 </w:t>
       </w:r>
       <w:r>
         <w:t>будет меньше 16, то преподаватели дополняют недостающий объем данных по своему усмотрению.</w:t>
@@ -74,12 +76,7 @@
         <w:ind w:firstLine="720"/>
       </w:pPr>
       <w:r>
-        <w:t>По результатам жеребьевки каждая команда должна будет провести реверс-</w:t>
-      </w:r>
-      <w:bookmarkStart w:id="0" w:name="_GoBack"/>
-      <w:bookmarkEnd w:id="0"/>
-      <w:r>
-        <w:t xml:space="preserve">инжиниринг полученного </w:t>
+        <w:t xml:space="preserve">По результатам жеребьевки каждая команда должна будет провести реверс-инжиниринг полученного </w:t>
       </w:r>
       <w:r>
         <w:rPr>
@@ -1383,20 +1380,20 @@
 </file>
 
 <file path=customXml/item1.xml><?xml version="1.0" encoding="utf-8"?>
+<p:properties xmlns:p="http://schemas.microsoft.com/office/2006/metadata/properties" xmlns:xsi="http://www.w3.org/2001/XMLSchema-instance" xmlns:pc="http://schemas.microsoft.com/office/infopath/2007/PartnerControls">
+  <documentManagement>
+    <ReferenceId xmlns="aa959d31-8759-406f-8f75-7497590a0733" xsi:nil="true"/>
+  </documentManagement>
+</p:properties>
+</file>
+
+<file path=customXml/item2.xml><?xml version="1.0" encoding="utf-8"?>
 <?mso-contentType ?>
 <FormTemplates xmlns="http://schemas.microsoft.com/sharepoint/v3/contenttype/forms">
   <Display>DocumentLibraryForm</Display>
   <Edit>DocumentLibraryForm</Edit>
   <New>DocumentLibraryForm</New>
 </FormTemplates>
-</file>
-
-<file path=customXml/item2.xml><?xml version="1.0" encoding="utf-8"?>
-<p:properties xmlns:p="http://schemas.microsoft.com/office/2006/metadata/properties" xmlns:xsi="http://www.w3.org/2001/XMLSchema-instance" xmlns:pc="http://schemas.microsoft.com/office/infopath/2007/PartnerControls">
-  <documentManagement>
-    <ReferenceId xmlns="aa959d31-8759-406f-8f75-7497590a0733" xsi:nil="true"/>
-  </documentManagement>
-</p:properties>
 </file>
 
 <file path=customXml/item3.xml><?xml version="1.0" encoding="utf-8"?>
@@ -1578,19 +1575,19 @@
 </file>
 
 <file path=customXml/itemProps1.xml><?xml version="1.0" encoding="utf-8"?>
-<ds:datastoreItem xmlns:ds="http://schemas.openxmlformats.org/officeDocument/2006/customXml" ds:itemID="{E41A4599-5C30-43B1-8928-D54C6A2B4AA7}">
+<ds:datastoreItem xmlns:ds="http://schemas.openxmlformats.org/officeDocument/2006/customXml" ds:itemID="{6E7C0F4C-F014-4BA6-B01A-54786F37D04E}">
   <ds:schemaRefs>
-    <ds:schemaRef ds:uri="http://schemas.microsoft.com/sharepoint/v3/contenttype/forms"/>
+    <ds:schemaRef ds:uri="http://schemas.microsoft.com/office/2006/metadata/properties"/>
+    <ds:schemaRef ds:uri="http://schemas.microsoft.com/office/infopath/2007/PartnerControls"/>
+    <ds:schemaRef ds:uri="aa959d31-8759-406f-8f75-7497590a0733"/>
   </ds:schemaRefs>
 </ds:datastoreItem>
 </file>
 
 <file path=customXml/itemProps2.xml><?xml version="1.0" encoding="utf-8"?>
-<ds:datastoreItem xmlns:ds="http://schemas.openxmlformats.org/officeDocument/2006/customXml" ds:itemID="{6E7C0F4C-F014-4BA6-B01A-54786F37D04E}">
+<ds:datastoreItem xmlns:ds="http://schemas.openxmlformats.org/officeDocument/2006/customXml" ds:itemID="{E41A4599-5C30-43B1-8928-D54C6A2B4AA7}">
   <ds:schemaRefs>
-    <ds:schemaRef ds:uri="http://schemas.microsoft.com/office/2006/metadata/properties"/>
-    <ds:schemaRef ds:uri="http://schemas.microsoft.com/office/infopath/2007/PartnerControls"/>
-    <ds:schemaRef ds:uri="aa959d31-8759-406f-8f75-7497590a0733"/>
+    <ds:schemaRef ds:uri="http://schemas.microsoft.com/sharepoint/v3/contenttype/forms"/>
   </ds:schemaRefs>
 </ds:datastoreItem>
 </file>
@@ -1614,7 +1611,7 @@
 </file>
 
 <file path=customXml/itemProps4.xml><?xml version="1.0" encoding="utf-8"?>
-<ds:datastoreItem xmlns:ds="http://schemas.openxmlformats.org/officeDocument/2006/customXml" ds:itemID="{4D231B1C-E48F-4FC4-BD30-386D75FE89F2}">
+<ds:datastoreItem xmlns:ds="http://schemas.openxmlformats.org/officeDocument/2006/customXml" ds:itemID="{44D58917-DE35-4A70-A851-C903BF9E32F3}">
   <ds:schemaRefs>
     <ds:schemaRef ds:uri="http://schemas.openxmlformats.org/officeDocument/2006/bibliography"/>
   </ds:schemaRefs>

--- a/Задание 5 Santa/Задание 5.docx
+++ b/Задание 5 Santa/Задание 5.docx
@@ -6,19 +6,33 @@
       <w:pPr>
         <w:shd w:val="clear" w:color="auto" w:fill="FFFFFF"/>
         <w:ind w:firstLine="720"/>
-      </w:pPr>
-      <w:r>
+        <w:rPr>
+          <w:szCs w:val="24"/>
+        </w:rPr>
+      </w:pPr>
+      <w:bookmarkStart w:id="0" w:name="_GoBack"/>
+      <w:r>
+        <w:rPr>
+          <w:szCs w:val="24"/>
+        </w:rPr>
         <w:t>Создать исполняемый файл на любом языке программирования. Задача, которую решает созданный программный код, не должна по сложности превышать разумные пределы</w:t>
       </w:r>
       <w:r>
+        <w:rPr>
+          <w:szCs w:val="24"/>
+        </w:rPr>
         <w:t xml:space="preserve">, но и не должна быть слишком простой. Наличие секретов </w:t>
       </w:r>
       <w:r>
+        <w:rPr>
+          <w:szCs w:val="24"/>
+        </w:rPr>
         <w:t>ОБЯЗАТЕЛЬНО</w:t>
       </w:r>
-      <w:bookmarkStart w:id="0" w:name="_GoBack"/>
-      <w:bookmarkEnd w:id="0"/>
-      <w:r>
+      <w:r>
+        <w:rPr>
+          <w:szCs w:val="24"/>
+        </w:rPr>
         <w:t>. Авторы должны понимать, что им также придется анализировать чей-то код.</w:t>
       </w:r>
     </w:p>
@@ -26,17 +40,27 @@
       <w:pPr>
         <w:shd w:val="clear" w:color="auto" w:fill="FFFFFF"/>
         <w:ind w:firstLine="720"/>
-      </w:pPr>
-      <w:r>
+        <w:rPr>
+          <w:szCs w:val="24"/>
+        </w:rPr>
+      </w:pPr>
+      <w:r>
+        <w:rPr>
+          <w:szCs w:val="24"/>
+        </w:rPr>
         <w:t xml:space="preserve">Группа должна завести диск, на который выгружаются все </w:t>
       </w:r>
       <w:r>
         <w:rPr>
+          <w:szCs w:val="24"/>
           <w:lang w:val="en-US"/>
         </w:rPr>
         <w:t>exe</w:t>
       </w:r>
       <w:r>
+        <w:rPr>
+          <w:szCs w:val="24"/>
+        </w:rPr>
         <w:t>-файлы. Они НЕ должны содержать информации, указывающей на авторство файла и его функционал.</w:t>
       </w:r>
     </w:p>
@@ -44,50 +68,127 @@
       <w:pPr>
         <w:shd w:val="clear" w:color="auto" w:fill="FFFFFF"/>
         <w:ind w:firstLine="720"/>
-      </w:pPr>
-      <w:r>
+        <w:rPr>
+          <w:szCs w:val="24"/>
+        </w:rPr>
+      </w:pPr>
+      <w:r>
+        <w:rPr>
+          <w:szCs w:val="24"/>
+        </w:rPr>
         <w:t>После загрузки на диск файлов от всех команд</w:t>
       </w:r>
       <w:r>
-        <w:t xml:space="preserve">, но не позже </w:t>
-      </w:r>
-      <w:r>
-        <w:t>16.04.2026</w:t>
-      </w:r>
-      <w:r>
-        <w:t>,</w:t>
-      </w:r>
-      <w:r>
+        <w:rPr>
+          <w:szCs w:val="24"/>
+        </w:rPr>
+        <w:t>, но не позже 16.04.2026,</w:t>
+      </w:r>
+      <w:r>
+        <w:rPr>
+          <w:szCs w:val="24"/>
+        </w:rPr>
         <w:t xml:space="preserve"> будет проведена жеребьевка с использованием генератора псевдослучайных чисел. </w:t>
       </w:r>
       <w:r>
-        <w:t xml:space="preserve">Если количество файлов к </w:t>
-      </w:r>
-      <w:r>
-        <w:t xml:space="preserve">16.04.2026 </w:t>
-      </w:r>
-      <w:r>
-        <w:t>будет меньше 16, то преподаватели дополняют недостающий объем данных по своему усмотрению.</w:t>
+        <w:rPr>
+          <w:szCs w:val="24"/>
+        </w:rPr>
+        <w:t>Если количество файлов к 16.04.2026 будет меньше 16, то преподаватели дополняют недостающий объем данных по своему усмотрению.</w:t>
       </w:r>
     </w:p>
     <w:p>
       <w:pPr>
         <w:shd w:val="clear" w:color="auto" w:fill="FFFFFF"/>
         <w:ind w:firstLine="720"/>
-      </w:pPr>
-      <w:r>
+        <w:rPr>
+          <w:szCs w:val="24"/>
+        </w:rPr>
+      </w:pPr>
+      <w:r>
+        <w:rPr>
+          <w:szCs w:val="24"/>
+        </w:rPr>
         <w:t xml:space="preserve">По результатам жеребьевки каждая команда должна будет провести реверс-инжиниринг полученного </w:t>
       </w:r>
       <w:r>
         <w:rPr>
+          <w:szCs w:val="24"/>
           <w:lang w:val="en-US"/>
         </w:rPr>
         <w:t>exe</w:t>
       </w:r>
       <w:r>
+        <w:rPr>
+          <w:szCs w:val="24"/>
+        </w:rPr>
         <w:t xml:space="preserve"> файла, определить его функционал, подготовить презентацию, освещающую процесс работы. 14.05.2026 будет проведена публичная защита выполненных заданий, на которой зачет по заданию получается по двум пунктам: как сам провел реверс-инжиниринг чужой программы и насколько удачно составлено задание, предоставленное коллегам.</w:t>
       </w:r>
     </w:p>
+    <w:p>
+      <w:pPr>
+        <w:shd w:val="clear" w:color="auto" w:fill="FFFFFF"/>
+        <w:ind w:firstLine="720"/>
+        <w:rPr>
+          <w:szCs w:val="24"/>
+        </w:rPr>
+      </w:pPr>
+      <w:r>
+        <w:rPr>
+          <w:rFonts w:eastAsia="Times New Roman" w:cs="Times New Roman"/>
+          <w:color w:val="242424"/>
+          <w:szCs w:val="24"/>
+          <w:lang w:eastAsia="ru-RU"/>
+        </w:rPr>
+        <w:t>Файл с отчетом наименовать: "Лр</w:t>
+      </w:r>
+      <w:r>
+        <w:rPr>
+          <w:rFonts w:eastAsia="Times New Roman" w:cs="Times New Roman"/>
+          <w:color w:val="242424"/>
+          <w:szCs w:val="24"/>
+          <w:lang w:eastAsia="ru-RU"/>
+        </w:rPr>
+        <w:t>5</w:t>
+      </w:r>
+      <w:r>
+        <w:rPr>
+          <w:rFonts w:eastAsia="Times New Roman" w:cs="Times New Roman"/>
+          <w:color w:val="242424"/>
+          <w:szCs w:val="24"/>
+          <w:lang w:eastAsia="ru-RU"/>
+        </w:rPr>
+        <w:t>_</w:t>
+      </w:r>
+      <w:r>
+        <w:rPr>
+          <w:rFonts w:eastAsia="Times New Roman" w:cs="Times New Roman"/>
+          <w:color w:val="242424"/>
+          <w:szCs w:val="24"/>
+          <w:lang w:eastAsia="ru-RU"/>
+        </w:rPr>
+        <w:t>Санта</w:t>
+      </w:r>
+      <w:r>
+        <w:rPr>
+          <w:rFonts w:eastAsia="Times New Roman" w:cs="Times New Roman"/>
+          <w:color w:val="242424"/>
+          <w:szCs w:val="24"/>
+          <w:lang w:eastAsia="ru-RU"/>
+        </w:rPr>
+        <w:t xml:space="preserve"> Ф1 Ф2 Номер варианта".</w:t>
+      </w:r>
+    </w:p>
+    <w:p>
+      <w:pPr>
+        <w:shd w:val="clear" w:color="auto" w:fill="FFFFFF"/>
+        <w:ind w:firstLine="720"/>
+        <w:rPr>
+          <w:szCs w:val="24"/>
+        </w:rPr>
+      </w:pPr>
+    </w:p>
+    <w:bookmarkEnd w:id="0"/>
     <w:p>
       <w:pPr>
         <w:shd w:val="clear" w:color="auto" w:fill="FFFFFF"/>
@@ -1380,23 +1481,6 @@
 </file>
 
 <file path=customXml/item1.xml><?xml version="1.0" encoding="utf-8"?>
-<p:properties xmlns:p="http://schemas.microsoft.com/office/2006/metadata/properties" xmlns:xsi="http://www.w3.org/2001/XMLSchema-instance" xmlns:pc="http://schemas.microsoft.com/office/infopath/2007/PartnerControls">
-  <documentManagement>
-    <ReferenceId xmlns="aa959d31-8759-406f-8f75-7497590a0733" xsi:nil="true"/>
-  </documentManagement>
-</p:properties>
-</file>
-
-<file path=customXml/item2.xml><?xml version="1.0" encoding="utf-8"?>
-<?mso-contentType ?>
-<FormTemplates xmlns="http://schemas.microsoft.com/sharepoint/v3/contenttype/forms">
-  <Display>DocumentLibraryForm</Display>
-  <Edit>DocumentLibraryForm</Edit>
-  <New>DocumentLibraryForm</New>
-</FormTemplates>
-</file>
-
-<file path=customXml/item3.xml><?xml version="1.0" encoding="utf-8"?>
 <ct:contentTypeSchema xmlns:ct="http://schemas.microsoft.com/office/2006/metadata/contentType" xmlns:ma="http://schemas.microsoft.com/office/2006/metadata/properties/metaAttributes" ct:_="" ma:_="" ma:contentTypeName="Документ" ma:contentTypeID="0x010100BE59C381F157584E847F40BF3D5760D4" ma:contentTypeVersion="9" ma:contentTypeDescription="Создание документа." ma:contentTypeScope="" ma:versionID="ce870ca18754169408a4d8a23e458b04">
   <xsd:schema xmlns:xsd="http://www.w3.org/2001/XMLSchema" xmlns:xs="http://www.w3.org/2001/XMLSchema" xmlns:p="http://schemas.microsoft.com/office/2006/metadata/properties" xmlns:ns2="aa959d31-8759-406f-8f75-7497590a0733" targetNamespace="http://schemas.microsoft.com/office/2006/metadata/properties" ma:root="true" ma:fieldsID="21309b88f8dccf7a8e7e9fe3f72ab1f7" ns2:_="">
     <xsd:import namespace="aa959d31-8759-406f-8f75-7497590a0733"/>
@@ -1570,29 +1654,28 @@
 </ct:contentTypeSchema>
 </file>
 
+<file path=customXml/item2.xml><?xml version="1.0" encoding="utf-8"?>
+<?mso-contentType ?>
+<FormTemplates xmlns="http://schemas.microsoft.com/sharepoint/v3/contenttype/forms">
+  <Display>DocumentLibraryForm</Display>
+  <Edit>DocumentLibraryForm</Edit>
+  <New>DocumentLibraryForm</New>
+</FormTemplates>
+</file>
+
+<file path=customXml/item3.xml><?xml version="1.0" encoding="utf-8"?>
+<p:properties xmlns:p="http://schemas.microsoft.com/office/2006/metadata/properties" xmlns:xsi="http://www.w3.org/2001/XMLSchema-instance" xmlns:pc="http://schemas.microsoft.com/office/infopath/2007/PartnerControls">
+  <documentManagement>
+    <ReferenceId xmlns="aa959d31-8759-406f-8f75-7497590a0733" xsi:nil="true"/>
+  </documentManagement>
+</p:properties>
+</file>
+
 <file path=customXml/item4.xml><?xml version="1.0" encoding="utf-8"?>
 <b:Sources xmlns:b="http://schemas.openxmlformats.org/officeDocument/2006/bibliography" xmlns="http://schemas.openxmlformats.org/officeDocument/2006/bibliography" SelectedStyle="\GostName.XSL" StyleName="ГОСТ — сортировка по именам" Version="2003"/>
 </file>
 
 <file path=customXml/itemProps1.xml><?xml version="1.0" encoding="utf-8"?>
-<ds:datastoreItem xmlns:ds="http://schemas.openxmlformats.org/officeDocument/2006/customXml" ds:itemID="{6E7C0F4C-F014-4BA6-B01A-54786F37D04E}">
-  <ds:schemaRefs>
-    <ds:schemaRef ds:uri="http://schemas.microsoft.com/office/2006/metadata/properties"/>
-    <ds:schemaRef ds:uri="http://schemas.microsoft.com/office/infopath/2007/PartnerControls"/>
-    <ds:schemaRef ds:uri="aa959d31-8759-406f-8f75-7497590a0733"/>
-  </ds:schemaRefs>
-</ds:datastoreItem>
-</file>
-
-<file path=customXml/itemProps2.xml><?xml version="1.0" encoding="utf-8"?>
-<ds:datastoreItem xmlns:ds="http://schemas.openxmlformats.org/officeDocument/2006/customXml" ds:itemID="{E41A4599-5C30-43B1-8928-D54C6A2B4AA7}">
-  <ds:schemaRefs>
-    <ds:schemaRef ds:uri="http://schemas.microsoft.com/sharepoint/v3/contenttype/forms"/>
-  </ds:schemaRefs>
-</ds:datastoreItem>
-</file>
-
-<file path=customXml/itemProps3.xml><?xml version="1.0" encoding="utf-8"?>
 <ds:datastoreItem xmlns:ds="http://schemas.openxmlformats.org/officeDocument/2006/customXml" ds:itemID="{03407D4D-C0A9-41A7-80F0-4E6649605212}">
   <ds:schemaRefs>
     <ds:schemaRef ds:uri="http://schemas.microsoft.com/office/2006/metadata/contentType"/>
@@ -1610,8 +1693,26 @@
 </ds:datastoreItem>
 </file>
 
+<file path=customXml/itemProps2.xml><?xml version="1.0" encoding="utf-8"?>
+<ds:datastoreItem xmlns:ds="http://schemas.openxmlformats.org/officeDocument/2006/customXml" ds:itemID="{E41A4599-5C30-43B1-8928-D54C6A2B4AA7}">
+  <ds:schemaRefs>
+    <ds:schemaRef ds:uri="http://schemas.microsoft.com/sharepoint/v3/contenttype/forms"/>
+  </ds:schemaRefs>
+</ds:datastoreItem>
+</file>
+
+<file path=customXml/itemProps3.xml><?xml version="1.0" encoding="utf-8"?>
+<ds:datastoreItem xmlns:ds="http://schemas.openxmlformats.org/officeDocument/2006/customXml" ds:itemID="{6E7C0F4C-F014-4BA6-B01A-54786F37D04E}">
+  <ds:schemaRefs>
+    <ds:schemaRef ds:uri="http://schemas.microsoft.com/office/2006/metadata/properties"/>
+    <ds:schemaRef ds:uri="http://schemas.microsoft.com/office/infopath/2007/PartnerControls"/>
+    <ds:schemaRef ds:uri="aa959d31-8759-406f-8f75-7497590a0733"/>
+  </ds:schemaRefs>
+</ds:datastoreItem>
+</file>
+
 <file path=customXml/itemProps4.xml><?xml version="1.0" encoding="utf-8"?>
-<ds:datastoreItem xmlns:ds="http://schemas.openxmlformats.org/officeDocument/2006/customXml" ds:itemID="{44D58917-DE35-4A70-A851-C903BF9E32F3}">
+<ds:datastoreItem xmlns:ds="http://schemas.openxmlformats.org/officeDocument/2006/customXml" ds:itemID="{F7E155C8-D9F5-400C-B576-9FF63626FE23}">
   <ds:schemaRefs>
     <ds:schemaRef ds:uri="http://schemas.openxmlformats.org/officeDocument/2006/bibliography"/>
   </ds:schemaRefs>

--- a/Задание 5 Santa/Задание 5.docx
+++ b/Задание 5 Santa/Задание 5.docx
@@ -10,7 +10,6 @@
           <w:szCs w:val="24"/>
         </w:rPr>
       </w:pPr>
-      <w:bookmarkStart w:id="0" w:name="_GoBack"/>
       <w:r>
         <w:rPr>
           <w:szCs w:val="24"/>
@@ -140,7 +139,7 @@
           <w:szCs w:val="24"/>
           <w:lang w:eastAsia="ru-RU"/>
         </w:rPr>
-        <w:t>Файл с отчетом наименовать: "Лр</w:t>
+        <w:t>Файл с отчетом наименовать: "Лр5_Санта Ф1 Ф2 Номер варианта".</w:t>
       </w:r>
       <w:r>
         <w:rPr>
@@ -149,35 +148,10 @@
           <w:szCs w:val="24"/>
           <w:lang w:eastAsia="ru-RU"/>
         </w:rPr>
-        <w:t>5</w:t>
+        <w:t xml:space="preserve"> Отчет должен содержать формулировку задачи, которую предположительно решает исследованное программное обеспечение.</w:t>
       </w:r>
-      <w:r>
-        <w:rPr>
-          <w:rFonts w:eastAsia="Times New Roman" w:cs="Times New Roman"/>
-          <w:color w:val="242424"/>
-          <w:szCs w:val="24"/>
-          <w:lang w:eastAsia="ru-RU"/>
-        </w:rPr>
-        <w:t>_</w:t>
-      </w:r>
-      <w:r>
-        <w:rPr>
-          <w:rFonts w:eastAsia="Times New Roman" w:cs="Times New Roman"/>
-          <w:color w:val="242424"/>
-          <w:szCs w:val="24"/>
-          <w:lang w:eastAsia="ru-RU"/>
-        </w:rPr>
-        <w:t>Санта</w:t>
-      </w:r>
-      <w:r>
-        <w:rPr>
-          <w:rFonts w:eastAsia="Times New Roman" w:cs="Times New Roman"/>
-          <w:color w:val="242424"/>
-          <w:szCs w:val="24"/>
-          <w:lang w:eastAsia="ru-RU"/>
-        </w:rPr>
-        <w:t xml:space="preserve"> Ф1 Ф2 Номер варианта".</w:t>
-      </w:r>
+      <w:bookmarkStart w:id="0" w:name="_GoBack"/>
+      <w:bookmarkEnd w:id="0"/>
     </w:p>
     <w:p>
       <w:pPr>
@@ -188,7 +162,6 @@
         </w:rPr>
       </w:pPr>
     </w:p>
-    <w:bookmarkEnd w:id="0"/>
     <w:p>
       <w:pPr>
         <w:shd w:val="clear" w:color="auto" w:fill="FFFFFF"/>
@@ -1481,6 +1454,23 @@
 </file>
 
 <file path=customXml/item1.xml><?xml version="1.0" encoding="utf-8"?>
+<p:properties xmlns:p="http://schemas.microsoft.com/office/2006/metadata/properties" xmlns:xsi="http://www.w3.org/2001/XMLSchema-instance" xmlns:pc="http://schemas.microsoft.com/office/infopath/2007/PartnerControls">
+  <documentManagement>
+    <ReferenceId xmlns="aa959d31-8759-406f-8f75-7497590a0733" xsi:nil="true"/>
+  </documentManagement>
+</p:properties>
+</file>
+
+<file path=customXml/item2.xml><?xml version="1.0" encoding="utf-8"?>
+<?mso-contentType ?>
+<FormTemplates xmlns="http://schemas.microsoft.com/sharepoint/v3/contenttype/forms">
+  <Display>DocumentLibraryForm</Display>
+  <Edit>DocumentLibraryForm</Edit>
+  <New>DocumentLibraryForm</New>
+</FormTemplates>
+</file>
+
+<file path=customXml/item3.xml><?xml version="1.0" encoding="utf-8"?>
 <ct:contentTypeSchema xmlns:ct="http://schemas.microsoft.com/office/2006/metadata/contentType" xmlns:ma="http://schemas.microsoft.com/office/2006/metadata/properties/metaAttributes" ct:_="" ma:_="" ma:contentTypeName="Документ" ma:contentTypeID="0x010100BE59C381F157584E847F40BF3D5760D4" ma:contentTypeVersion="9" ma:contentTypeDescription="Создание документа." ma:contentTypeScope="" ma:versionID="ce870ca18754169408a4d8a23e458b04">
   <xsd:schema xmlns:xsd="http://www.w3.org/2001/XMLSchema" xmlns:xs="http://www.w3.org/2001/XMLSchema" xmlns:p="http://schemas.microsoft.com/office/2006/metadata/properties" xmlns:ns2="aa959d31-8759-406f-8f75-7497590a0733" targetNamespace="http://schemas.microsoft.com/office/2006/metadata/properties" ma:root="true" ma:fieldsID="21309b88f8dccf7a8e7e9fe3f72ab1f7" ns2:_="">
     <xsd:import namespace="aa959d31-8759-406f-8f75-7497590a0733"/>
@@ -1654,28 +1644,29 @@
 </ct:contentTypeSchema>
 </file>
 
-<file path=customXml/item2.xml><?xml version="1.0" encoding="utf-8"?>
-<?mso-contentType ?>
-<FormTemplates xmlns="http://schemas.microsoft.com/sharepoint/v3/contenttype/forms">
-  <Display>DocumentLibraryForm</Display>
-  <Edit>DocumentLibraryForm</Edit>
-  <New>DocumentLibraryForm</New>
-</FormTemplates>
-</file>
-
-<file path=customXml/item3.xml><?xml version="1.0" encoding="utf-8"?>
-<p:properties xmlns:p="http://schemas.microsoft.com/office/2006/metadata/properties" xmlns:xsi="http://www.w3.org/2001/XMLSchema-instance" xmlns:pc="http://schemas.microsoft.com/office/infopath/2007/PartnerControls">
-  <documentManagement>
-    <ReferenceId xmlns="aa959d31-8759-406f-8f75-7497590a0733" xsi:nil="true"/>
-  </documentManagement>
-</p:properties>
-</file>
-
 <file path=customXml/item4.xml><?xml version="1.0" encoding="utf-8"?>
 <b:Sources xmlns:b="http://schemas.openxmlformats.org/officeDocument/2006/bibliography" xmlns="http://schemas.openxmlformats.org/officeDocument/2006/bibliography" SelectedStyle="\GostName.XSL" StyleName="ГОСТ — сортировка по именам" Version="2003"/>
 </file>
 
 <file path=customXml/itemProps1.xml><?xml version="1.0" encoding="utf-8"?>
+<ds:datastoreItem xmlns:ds="http://schemas.openxmlformats.org/officeDocument/2006/customXml" ds:itemID="{6E7C0F4C-F014-4BA6-B01A-54786F37D04E}">
+  <ds:schemaRefs>
+    <ds:schemaRef ds:uri="http://schemas.microsoft.com/office/2006/metadata/properties"/>
+    <ds:schemaRef ds:uri="http://schemas.microsoft.com/office/infopath/2007/PartnerControls"/>
+    <ds:schemaRef ds:uri="aa959d31-8759-406f-8f75-7497590a0733"/>
+  </ds:schemaRefs>
+</ds:datastoreItem>
+</file>
+
+<file path=customXml/itemProps2.xml><?xml version="1.0" encoding="utf-8"?>
+<ds:datastoreItem xmlns:ds="http://schemas.openxmlformats.org/officeDocument/2006/customXml" ds:itemID="{E41A4599-5C30-43B1-8928-D54C6A2B4AA7}">
+  <ds:schemaRefs>
+    <ds:schemaRef ds:uri="http://schemas.microsoft.com/sharepoint/v3/contenttype/forms"/>
+  </ds:schemaRefs>
+</ds:datastoreItem>
+</file>
+
+<file path=customXml/itemProps3.xml><?xml version="1.0" encoding="utf-8"?>
 <ds:datastoreItem xmlns:ds="http://schemas.openxmlformats.org/officeDocument/2006/customXml" ds:itemID="{03407D4D-C0A9-41A7-80F0-4E6649605212}">
   <ds:schemaRefs>
     <ds:schemaRef ds:uri="http://schemas.microsoft.com/office/2006/metadata/contentType"/>
@@ -1693,26 +1684,8 @@
 </ds:datastoreItem>
 </file>
 
-<file path=customXml/itemProps2.xml><?xml version="1.0" encoding="utf-8"?>
-<ds:datastoreItem xmlns:ds="http://schemas.openxmlformats.org/officeDocument/2006/customXml" ds:itemID="{E41A4599-5C30-43B1-8928-D54C6A2B4AA7}">
-  <ds:schemaRefs>
-    <ds:schemaRef ds:uri="http://schemas.microsoft.com/sharepoint/v3/contenttype/forms"/>
-  </ds:schemaRefs>
-</ds:datastoreItem>
-</file>
-
-<file path=customXml/itemProps3.xml><?xml version="1.0" encoding="utf-8"?>
-<ds:datastoreItem xmlns:ds="http://schemas.openxmlformats.org/officeDocument/2006/customXml" ds:itemID="{6E7C0F4C-F014-4BA6-B01A-54786F37D04E}">
-  <ds:schemaRefs>
-    <ds:schemaRef ds:uri="http://schemas.microsoft.com/office/2006/metadata/properties"/>
-    <ds:schemaRef ds:uri="http://schemas.microsoft.com/office/infopath/2007/PartnerControls"/>
-    <ds:schemaRef ds:uri="aa959d31-8759-406f-8f75-7497590a0733"/>
-  </ds:schemaRefs>
-</ds:datastoreItem>
-</file>
-
 <file path=customXml/itemProps4.xml><?xml version="1.0" encoding="utf-8"?>
-<ds:datastoreItem xmlns:ds="http://schemas.openxmlformats.org/officeDocument/2006/customXml" ds:itemID="{F7E155C8-D9F5-400C-B576-9FF63626FE23}">
+<ds:datastoreItem xmlns:ds="http://schemas.openxmlformats.org/officeDocument/2006/customXml" ds:itemID="{81C1CFEE-7DEC-4E7C-A3B2-CAF51696C0B6}">
   <ds:schemaRefs>
     <ds:schemaRef ds:uri="http://schemas.openxmlformats.org/officeDocument/2006/bibliography"/>
   </ds:schemaRefs>
